--- a/pr-preview/pr-167/index-tracked-changes.docx
+++ b/pr-preview/pr-167/index-tracked-changes.docx
@@ -16,7 +16,7 @@
       </w:pPr>
       <w:del w:id="1" w:author="PR Preview" w:date="2026-01-01T00:00:00Z">
         <w:r>
-          <w:delText xml:space="preserve">Last modified: 2026-10-14 13:15:49 (PDT)</w:delText>
+          <w:delText xml:space="preserve">Last modified: 2026-10-15 02:43:30 (PDT)</w:delText>
         </w:r>
       </w:del>
     </w:p>
@@ -26,7 +26,7 @@
       </w:pPr>
       <w:ins w:id="2" w:author="PR Preview" w:date="2026-01-01T00:00:00Z">
         <w:r>
-          <w:t xml:space="preserve">Last modified: 2026-10-14 13:52:56 (PDT)</w:t>
+          <w:t xml:space="preserve">Last modified: 2026-10-15 02:42:08 (PDT)</w:t>
         </w:r>
       </w:ins>
     </w:p>
@@ -38,7 +38,7 @@
         <w:t xml:space="preserve">These notes collect the statistics that data science courses assume.</w:t>
       </w:r>
     </w:p>
-    <w:bookmarkStart w:id="26" w:name="topics"/>
+    <w:bookmarkStart w:id="27" w:name="topics"/>
     <w:p>
       <w:pPr>
         <w:pStyle w:val="Heading2"/>
@@ -279,7 +279,33 @@
         <w:t xml:space="preserve"> </w:t>
       </w:r>
       <w:r>
-        <w:t xml:space="preserve">with worked examples.</w:t>
+        <w:t xml:space="preserve">with worked examples;</w:t>
+      </w:r>
+    </w:p>
+    <w:p>
+      <w:pPr>
+        <w:pStyle w:val="Compact"/>
+        <w:numPr>
+          <w:ilvl w:val="0"/>
+          <w:numId w:val="1002"/>
+        </w:numPr>
+      </w:pPr>
+      <w:hyperlink r:id="rId15">
+        <w:r>
+          <w:rPr>
+            <w:rStyle w:val="Hyperlink"/>
+          </w:rPr>
+          <w:t xml:space="preserve">Properties of estimators</w:t>
+        </w:r>
+      </w:hyperlink>
+      <w:r>
+        <w:t xml:space="preserve">:</w:t>
+      </w:r>
+      <w:r>
+        <w:t xml:space="preserve"> </w:t>
+      </w:r>
+      <w:r>
+        <w:t xml:space="preserve">consistency, relative efficiency, and the Cramér–Rao lower bound.</w:t>
       </w:r>
     </w:p>
     <w:p>
@@ -298,7 +324,7 @@
           <w:numId w:val="1003"/>
         </w:numPr>
       </w:pPr>
-      <w:hyperlink r:id="rId15">
+      <w:hyperlink r:id="rId16">
         <w:r>
           <w:rPr>
             <w:rStyle w:val="Hyperlink"/>
@@ -324,7 +350,7 @@
           <w:numId w:val="1003"/>
         </w:numPr>
       </w:pPr>
-      <w:hyperlink r:id="rId16">
+      <w:hyperlink r:id="rId17">
         <w:r>
           <w:rPr>
             <w:rStyle w:val="Hyperlink"/>
@@ -350,7 +376,7 @@
           <w:numId w:val="1003"/>
         </w:numPr>
       </w:pPr>
-      <w:hyperlink r:id="rId17">
+      <w:hyperlink r:id="rId18">
         <w:r>
           <w:rPr>
             <w:rStyle w:val="Hyperlink"/>
@@ -370,7 +396,7 @@
           <w:numId w:val="1003"/>
         </w:numPr>
       </w:pPr>
-      <w:hyperlink r:id="rId18">
+      <w:hyperlink r:id="rId19">
         <w:r>
           <w:rPr>
             <w:rStyle w:val="Hyperlink"/>
@@ -390,7 +416,7 @@
           <w:numId w:val="1003"/>
         </w:numPr>
       </w:pPr>
-      <w:hyperlink r:id="rId19">
+      <w:hyperlink r:id="rId20">
         <w:r>
           <w:rPr>
             <w:rStyle w:val="Hyperlink"/>
@@ -422,7 +448,7 @@
           <w:numId w:val="1003"/>
         </w:numPr>
       </w:pPr>
-      <w:hyperlink r:id="rId20">
+      <w:hyperlink r:id="rId21">
         <w:r>
           <w:rPr>
             <w:rStyle w:val="Hyperlink"/>
@@ -460,7 +486,7 @@
           <w:numId w:val="1003"/>
         </w:numPr>
       </w:pPr>
-      <w:hyperlink r:id="rId21">
+      <w:hyperlink r:id="rId22">
         <w:r>
           <w:rPr>
             <w:rStyle w:val="Hyperlink"/>
@@ -503,7 +529,7 @@
           <w:numId w:val="1003"/>
         </w:numPr>
       </w:pPr>
-      <w:hyperlink r:id="rId22">
+      <w:hyperlink r:id="rId23">
         <w:r>
           <w:rPr>
             <w:rStyle w:val="Hyperlink"/>
@@ -543,7 +569,7 @@
           <w:numId w:val="1004"/>
         </w:numPr>
       </w:pPr>
-      <w:hyperlink r:id="rId23">
+      <w:hyperlink r:id="rId24">
         <w:r>
           <w:rPr>
             <w:rStyle w:val="Hyperlink"/>
@@ -569,7 +595,7 @@
           <w:numId w:val="1004"/>
         </w:numPr>
       </w:pPr>
-      <w:hyperlink r:id="rId24">
+      <w:hyperlink r:id="rId25">
         <w:r>
           <w:rPr>
             <w:rStyle w:val="Hyperlink"/>
@@ -601,7 +627,7 @@
           <w:numId w:val="1004"/>
         </w:numPr>
       </w:pPr>
-      <w:hyperlink r:id="rId25">
+      <w:hyperlink r:id="rId26">
         <w:r>
           <w:rPr>
             <w:rStyle w:val="Hyperlink"/>
@@ -625,8 +651,8 @@
         <w:t xml:space="preserve">and Bayesian model averaging.</w:t>
       </w:r>
     </w:p>
-    <w:bookmarkEnd w:id="26"/>
-    <w:bookmarkStart w:id="32" w:name="comparable-courses"/>
+    <w:bookmarkEnd w:id="27"/>
+    <w:bookmarkStart w:id="33" w:name="comparable-courses"/>
     <w:p>
       <w:pPr>
         <w:pStyle w:val="Heading2"/>
@@ -670,7 +696,7 @@
       <w:r>
         <w:t xml:space="preserve"> </w:t>
       </w:r>
-      <w:hyperlink r:id="rId27">
+      <w:hyperlink r:id="rId28">
         <w:r>
           <w:rPr>
             <w:rStyle w:val="Hyperlink"/>
@@ -727,7 +753,7 @@
       <w:r>
         <w:t xml:space="preserve"> </w:t>
       </w:r>
-      <w:hyperlink r:id="rId28">
+      <w:hyperlink r:id="rId29">
         <w:r>
           <w:rPr>
             <w:rStyle w:val="Hyperlink"/>
@@ -746,7 +772,7 @@
       <w:r>
         <w:t xml:space="preserve"> </w:t>
       </w:r>
-      <w:hyperlink r:id="rId29">
+      <w:hyperlink r:id="rId30">
         <w:r>
           <w:rPr>
             <w:rStyle w:val="Hyperlink"/>
@@ -785,7 +811,7 @@
       <w:r>
         <w:t xml:space="preserve"> </w:t>
       </w:r>
-      <w:hyperlink r:id="rId30">
+      <w:hyperlink r:id="rId31">
         <w:r>
           <w:rPr>
             <w:rStyle w:val="Hyperlink"/>
@@ -823,7 +849,7 @@
       <w:r>
         <w:t xml:space="preserve"> </w:t>
       </w:r>
-      <w:hyperlink r:id="rId31">
+      <w:hyperlink r:id="rId32">
         <w:r>
           <w:rPr>
             <w:rStyle w:val="Hyperlink"/>
@@ -840,8 +866,8 @@
         <w:t xml:space="preserve">(Jonathan Taylor): contingency tables, logistic regression and generalized linear models.</w:t>
       </w:r>
     </w:p>
-    <w:bookmarkEnd w:id="32"/>
-    <w:bookmarkStart w:id="36" w:name="origin"/>
+    <w:bookmarkEnd w:id="33"/>
+    <w:bookmarkStart w:id="37" w:name="origin"/>
     <w:p>
       <w:pPr>
         <w:pStyle w:val="Heading2"/>
@@ -860,7 +886,7 @@
       <w:r>
         <w:t xml:space="preserve"> </w:t>
       </w:r>
-      <w:hyperlink r:id="rId33">
+      <w:hyperlink r:id="rId34">
         <w:r>
           <w:rPr>
             <w:rStyle w:val="Hyperlink"/>
@@ -1265,7 +1291,7 @@
       <w:r>
         <w:t xml:space="preserve"> </w:t>
       </w:r>
-      <w:hyperlink r:id="rId34">
+      <w:hyperlink r:id="rId35">
         <w:r>
           <w:rPr>
             <w:rStyle w:val="Hyperlink"/>
@@ -1282,7 +1308,7 @@
       <w:r>
         <w:t xml:space="preserve"> </w:t>
       </w:r>
-      <w:hyperlink r:id="rId35">
+      <w:hyperlink r:id="rId36">
         <w:r>
           <w:rPr>
             <w:rStyle w:val="Hyperlink"/>
@@ -1303,8 +1329,8 @@
         <w:t xml:space="preserve">which are the canonical home for the probability and mathematics appendices of rme.</w:t>
       </w:r>
     </w:p>
-    <w:bookmarkEnd w:id="36"/>
-    <w:bookmarkStart w:id="37" w:name="using-these-notes-in-another-site"/>
+    <w:bookmarkEnd w:id="37"/>
+    <w:bookmarkStart w:id="38" w:name="using-these-notes-in-another-site"/>
     <w:p>
       <w:pPr>
         <w:pStyle w:val="Heading2"/>
@@ -1455,7 +1481,7 @@
         <w:t xml:space="preserve">.</w:t>
       </w:r>
     </w:p>
-    <w:bookmarkEnd w:id="37"/>
+    <w:bookmarkEnd w:id="38"/>
     <w:sectPr>
       <w:footnotePr>
         <w:numRestart w:val="eachSect"/>
